--- a/AI训练工作日记.docx
+++ b/AI训练工作日记.docx
@@ -635,7 +635,7 @@
           <w:rFonts w:hint="eastAsia"/>
           <w:lang w:val="en-US" w:eastAsia="zh-CN"/>
         </w:rPr>
-        <w:t>10.8</w:t>
+        <w:t>10.18</w:t>
       </w:r>
     </w:p>
     <w:p>
@@ -690,6 +690,51 @@
           <w:lang w:val="en-US" w:eastAsia="zh-CN"/>
         </w:rPr>
       </w:pPr>
+    </w:p>
+    <w:p>
+      <w:pPr>
+        <w:rPr>
+          <w:rFonts w:hint="eastAsia"/>
+          <w:lang w:val="en-US" w:eastAsia="zh-CN"/>
+        </w:rPr>
+      </w:pPr>
+      <w:r>
+        <w:rPr>
+          <w:rFonts w:hint="eastAsia"/>
+          <w:lang w:val="en-US" w:eastAsia="zh-CN"/>
+        </w:rPr>
+        <w:t>10.19</w:t>
+      </w:r>
+    </w:p>
+    <w:p>
+      <w:pPr>
+        <w:rPr>
+          <w:rFonts w:hint="eastAsia"/>
+          <w:lang w:val="en-US" w:eastAsia="zh-CN"/>
+        </w:rPr>
+      </w:pPr>
+      <w:r>
+        <w:rPr>
+          <w:rFonts w:hint="eastAsia"/>
+          <w:lang w:val="en-US" w:eastAsia="zh-CN"/>
+        </w:rPr>
+        <w:t>LoRA工程正式启动 用GLM创造了3000+条回答范本</w:t>
+      </w:r>
+    </w:p>
+    <w:p>
+      <w:pPr>
+        <w:rPr>
+          <w:rFonts w:hint="default"/>
+          <w:lang w:val="en-US" w:eastAsia="zh-CN"/>
+        </w:rPr>
+      </w:pPr>
+      <w:r>
+        <w:rPr>
+          <w:rFonts w:hint="eastAsia"/>
+          <w:lang w:val="en-US" w:eastAsia="zh-CN"/>
+        </w:rPr>
+        <w:t>疯狂训练poemly中</w:t>
+      </w:r>
       <w:bookmarkStart w:id="0" w:name="_GoBack"/>
       <w:bookmarkEnd w:id="0"/>
     </w:p>

--- a/AI训练工作日记.docx
+++ b/AI训练工作日记.docx
@@ -724,6 +724,21 @@
     <w:p>
       <w:pPr>
         <w:rPr>
+          <w:rFonts w:hint="eastAsia"/>
+          <w:lang w:val="en-US" w:eastAsia="zh-CN"/>
+        </w:rPr>
+      </w:pPr>
+      <w:r>
+        <w:rPr>
+          <w:rFonts w:hint="eastAsia"/>
+          <w:lang w:val="en-US" w:eastAsia="zh-CN"/>
+        </w:rPr>
+        <w:t>疯狂训练poemly中</w:t>
+      </w:r>
+    </w:p>
+    <w:p>
+      <w:pPr>
+        <w:rPr>
           <w:rFonts w:hint="default"/>
           <w:lang w:val="en-US" w:eastAsia="zh-CN"/>
         </w:rPr>
@@ -733,7 +748,7 @@
           <w:rFonts w:hint="eastAsia"/>
           <w:lang w:val="en-US" w:eastAsia="zh-CN"/>
         </w:rPr>
-        <w:t>疯狂训练poemly中</w:t>
+        <w:t>今天烧了6000万token</w:t>
       </w:r>
       <w:bookmarkStart w:id="0" w:name="_GoBack"/>
       <w:bookmarkEnd w:id="0"/>
